--- a/assets/abstracts/Flyer_seminar112.docx
+++ b/assets/abstracts/Flyer_seminar112.docx
@@ -872,7 +872,23 @@
           <w:sz w:val="28"/>
           <w:szCs w:val="28"/>
         </w:rPr>
-        <w:t>Meseret Simachew Bazabih, Bowling Green State University</w:t>
+        <w:t>Meseret Simachew B</w:t>
+      </w:r>
+      <w:r>
+        <w:rPr>
+          <w:rFonts w:ascii="Times New Roman" w:hAnsi="Times New Roman"/>
+          <w:sz w:val="28"/>
+          <w:szCs w:val="28"/>
+        </w:rPr>
+        <w:t>e</w:t>
+      </w:r>
+      <w:r>
+        <w:rPr>
+          <w:rFonts w:ascii="Times New Roman" w:hAnsi="Times New Roman"/>
+          <w:sz w:val="28"/>
+          <w:szCs w:val="28"/>
+        </w:rPr>
+        <w:t>zabih, Bowling Green State University</w:t>
       </w:r>
       <w:r>
         <w:rPr>
@@ -1613,7 +1629,27 @@
           <w:u w:val="single"/>
           <w:lang w:val="es-ES"/>
         </w:rPr>
-        <w:t>Meseret Simachew Bazabih</w:t>
+        <w:t>Meseret Simachew B</w:t>
+      </w:r>
+      <w:r>
+        <w:rPr>
+          <w:rFonts w:ascii="Times New Roman" w:hAnsi="Times New Roman"/>
+          <w:sz w:val="24"/>
+          <w:szCs w:val="24"/>
+          <w:u w:val="single"/>
+          <w:lang w:val="es-ES"/>
+        </w:rPr>
+        <w:t>e</w:t>
+      </w:r>
+      <w:r>
+        <w:rPr>
+          <w:rFonts w:ascii="Times New Roman" w:hAnsi="Times New Roman"/>
+          <w:sz w:val="24"/>
+          <w:szCs w:val="24"/>
+          <w:u w:val="single"/>
+          <w:lang w:val="es-ES"/>
+        </w:rPr>
+        <w:t>zabih</w:t>
       </w:r>
       <w:r>
         <w:rPr>
@@ -2216,7 +2252,23 @@
           <w:sz w:val="24"/>
           <w:szCs w:val="24"/>
         </w:rPr>
-        <w:t>Topic: Seminar #112: Linjun Wang and Meseret Simachew Bazabih</w:t>
+        <w:t>Topic: Seminar #112: Linjun Wang and Meseret Simachew B</w:t>
+      </w:r>
+      <w:r>
+        <w:rPr>
+          <w:rFonts w:ascii="Times New Roman" w:hAnsi="Times New Roman"/>
+          <w:sz w:val="24"/>
+          <w:szCs w:val="24"/>
+        </w:rPr>
+        <w:t>e</w:t>
+      </w:r>
+      <w:r>
+        <w:rPr>
+          <w:rFonts w:ascii="Times New Roman" w:hAnsi="Times New Roman"/>
+          <w:sz w:val="24"/>
+          <w:szCs w:val="24"/>
+        </w:rPr>
+        <w:t>zabih</w:t>
       </w:r>
     </w:p>
     <w:p>
@@ -6075,6 +6127,7 @@
   <w:style w:type="character" w:default="1" w:styleId="DefaultParagraphFont">
     <w:name w:val="Default Paragraph Font"/>
     <w:uiPriority w:val="1"/>
+    <w:semiHidden/>
     <w:unhideWhenUsed/>
   </w:style>
   <w:style w:type="table" w:default="1" w:styleId="TableNormal">
